--- a/docs/Спека.docx
+++ b/docs/Спека.docx
@@ -30,6 +30,7 @@
           <w:rFonts w:ascii="Times New Roman" w:hAnsi="Times New Roman" w:cs="Times New Roman"/>
           <w:sz w:val="28"/>
           <w:szCs w:val="28"/>
+          <w:lang w:val="en-US"/>
         </w:rPr>
       </w:pPr>
       <w:r>
@@ -81,16 +82,7 @@
           <w:szCs w:val="28"/>
           <w:lang w:val="en-US"/>
         </w:rPr>
-        <w:t xml:space="preserve"> </w:t>
-      </w:r>
-      <w:r>
-        <w:rPr>
-          <w:rFonts w:ascii="Times New Roman" w:hAnsi="Times New Roman" w:cs="Times New Roman"/>
-          <w:sz w:val="28"/>
-          <w:szCs w:val="28"/>
-          <w:lang w:val="en-US"/>
-        </w:rPr>
-        <w:t>Cloud Data Pipeline &amp; Analytics Platform</w:t>
+        <w:t xml:space="preserve"> Cloud Data Pipeline &amp; Analytics Platform</w:t>
       </w:r>
     </w:p>
     <w:p>
@@ -125,47 +117,7 @@
           <w:sz w:val="28"/>
           <w:szCs w:val="28"/>
         </w:rPr>
-        <w:t>О</w:t>
-      </w:r>
-      <w:r>
-        <w:rPr>
-          <w:rFonts w:ascii="Times New Roman" w:hAnsi="Times New Roman" w:cs="Times New Roman"/>
-          <w:sz w:val="28"/>
-          <w:szCs w:val="28"/>
-        </w:rPr>
-        <w:t>бработк</w:t>
-      </w:r>
-      <w:r>
-        <w:rPr>
-          <w:rFonts w:ascii="Times New Roman" w:hAnsi="Times New Roman" w:cs="Times New Roman"/>
-          <w:sz w:val="28"/>
-          <w:szCs w:val="28"/>
-        </w:rPr>
-        <w:t>а</w:t>
-      </w:r>
-      <w:r>
-        <w:rPr>
-          <w:rFonts w:ascii="Times New Roman" w:hAnsi="Times New Roman" w:cs="Times New Roman"/>
-          <w:sz w:val="28"/>
-          <w:szCs w:val="28"/>
-        </w:rPr>
-        <w:t xml:space="preserve"> данных</w:t>
-      </w:r>
-      <w:r>
-        <w:rPr>
-          <w:rFonts w:ascii="Times New Roman" w:hAnsi="Times New Roman" w:cs="Times New Roman"/>
-          <w:sz w:val="28"/>
-          <w:szCs w:val="28"/>
-        </w:rPr>
-        <w:t>.</w:t>
-      </w:r>
-      <w:r>
-        <w:rPr>
-          <w:rFonts w:ascii="Times New Roman" w:hAnsi="Times New Roman" w:cs="Times New Roman"/>
-          <w:sz w:val="28"/>
-          <w:szCs w:val="28"/>
-        </w:rPr>
-        <w:t xml:space="preserve"> </w:t>
+        <w:t xml:space="preserve">Обработка данных. </w:t>
       </w:r>
       <w:r>
         <w:rPr>
@@ -247,15 +199,7 @@
           <w:sz w:val="28"/>
           <w:szCs w:val="28"/>
         </w:rPr>
-        <w:t>П</w:t>
-      </w:r>
-      <w:r>
-        <w:rPr>
-          <w:rFonts w:ascii="Times New Roman" w:hAnsi="Times New Roman" w:cs="Times New Roman"/>
-          <w:sz w:val="28"/>
-          <w:szCs w:val="28"/>
-        </w:rPr>
-        <w:t>редоставить</w:t>
+        <w:t>Предоставить</w:t>
       </w:r>
       <w:proofErr w:type="gramEnd"/>
       <w:r>
@@ -295,37 +239,7 @@
           <w:sz w:val="28"/>
           <w:szCs w:val="28"/>
         </w:rPr>
-        <w:t>Ф</w:t>
-      </w:r>
-      <w:r>
-        <w:rPr>
-          <w:rFonts w:ascii="Times New Roman" w:hAnsi="Times New Roman" w:cs="Times New Roman"/>
-          <w:b/>
-          <w:bCs/>
-          <w:sz w:val="28"/>
-          <w:szCs w:val="28"/>
-        </w:rPr>
-        <w:t>ункционал приложения</w:t>
-      </w:r>
-      <w:r>
-        <w:rPr>
-          <w:rFonts w:ascii="Times New Roman" w:hAnsi="Times New Roman" w:cs="Times New Roman"/>
-          <w:b/>
-          <w:bCs/>
-          <w:sz w:val="28"/>
-          <w:szCs w:val="28"/>
-        </w:rPr>
-        <w:t xml:space="preserve"> и</w:t>
-      </w:r>
-      <w:r>
-        <w:rPr>
-          <w:rFonts w:ascii="Times New Roman" w:hAnsi="Times New Roman" w:cs="Times New Roman"/>
-          <w:b/>
-          <w:bCs/>
-          <w:sz w:val="28"/>
-          <w:szCs w:val="28"/>
-        </w:rPr>
-        <w:t xml:space="preserve"> сценарий использования</w:t>
+        <w:t>Функционал приложения и сценарий использования</w:t>
       </w:r>
     </w:p>
     <w:p>
@@ -702,7 +616,6 @@
           <w:rFonts w:ascii="Times New Roman" w:hAnsi="Times New Roman" w:cs="Times New Roman"/>
           <w:sz w:val="28"/>
           <w:szCs w:val="28"/>
-          <w:lang w:val="en-US"/>
         </w:rPr>
       </w:pPr>
       <w:r>
@@ -743,7 +656,6 @@
           <w:rFonts w:ascii="Times New Roman" w:hAnsi="Times New Roman" w:cs="Times New Roman"/>
           <w:sz w:val="28"/>
           <w:szCs w:val="28"/>
-          <w:lang w:val="en-US"/>
         </w:rPr>
       </w:pPr>
       <w:r>
@@ -852,7 +764,6 @@
           <w:rFonts w:ascii="Times New Roman" w:hAnsi="Times New Roman" w:cs="Times New Roman"/>
           <w:sz w:val="28"/>
           <w:szCs w:val="28"/>
-          <w:lang w:val="en-US"/>
         </w:rPr>
       </w:pPr>
       <w:r>
@@ -911,7 +822,6 @@
           <w:rFonts w:ascii="Times New Roman" w:hAnsi="Times New Roman" w:cs="Times New Roman"/>
           <w:sz w:val="28"/>
           <w:szCs w:val="28"/>
-          <w:lang w:val="en-US"/>
         </w:rPr>
       </w:pPr>
       <w:r>
@@ -1189,6 +1099,79 @@
     <w:p>
       <w:pPr>
         <w:pStyle w:val="a7"/>
+        <w:ind w:hanging="1996"/>
+        <w:rPr>
+          <w:rFonts w:ascii="Times New Roman" w:hAnsi="Times New Roman" w:cs="Times New Roman"/>
+          <w:b/>
+          <w:bCs/>
+          <w:sz w:val="28"/>
+          <w:szCs w:val="28"/>
+          <w:lang w:val="en-US"/>
+        </w:rPr>
+      </w:pPr>
+      <w:r>
+        <w:rPr>
+          <w:rFonts w:ascii="Times New Roman" w:hAnsi="Times New Roman" w:cs="Times New Roman"/>
+          <w:b/>
+          <w:bCs/>
+          <w:noProof/>
+          <w:sz w:val="28"/>
+          <w:szCs w:val="28"/>
+        </w:rPr>
+        <w:lastRenderedPageBreak/>
+        <w:drawing>
+          <wp:inline distT="0" distB="0" distL="0" distR="0" wp14:anchorId="6893685D" wp14:editId="4347F0B8">
+            <wp:extent cx="7134225" cy="5966182"/>
+            <wp:effectExtent l="0" t="0" r="0" b="0"/>
+            <wp:docPr id="2" name="Рисунок 2"/>
+            <wp:cNvGraphicFramePr>
+              <a:graphicFrameLocks xmlns:a="http://schemas.openxmlformats.org/drawingml/2006/main" noChangeAspect="1"/>
+            </wp:cNvGraphicFramePr>
+            <a:graphic xmlns:a="http://schemas.openxmlformats.org/drawingml/2006/main">
+              <a:graphicData uri="http://schemas.openxmlformats.org/drawingml/2006/picture">
+                <pic:pic xmlns:pic="http://schemas.openxmlformats.org/drawingml/2006/picture">
+                  <pic:nvPicPr>
+                    <pic:cNvPr id="0" name="Picture 1"/>
+                    <pic:cNvPicPr>
+                      <a:picLocks noChangeAspect="1" noChangeArrowheads="1"/>
+                    </pic:cNvPicPr>
+                  </pic:nvPicPr>
+                  <pic:blipFill>
+                    <a:blip r:embed="rId5">
+                      <a:extLst>
+                        <a:ext uri="{28A0092B-C50C-407E-A947-70E740481C1C}">
+                          <a14:useLocalDpi xmlns:a14="http://schemas.microsoft.com/office/drawing/2010/main" val="0"/>
+                        </a:ext>
+                      </a:extLst>
+                    </a:blip>
+                    <a:srcRect/>
+                    <a:stretch>
+                      <a:fillRect/>
+                    </a:stretch>
+                  </pic:blipFill>
+                  <pic:spPr bwMode="auto">
+                    <a:xfrm>
+                      <a:off x="0" y="0"/>
+                      <a:ext cx="7138713" cy="5969935"/>
+                    </a:xfrm>
+                    <a:prstGeom prst="rect">
+                      <a:avLst/>
+                    </a:prstGeom>
+                    <a:noFill/>
+                    <a:ln>
+                      <a:noFill/>
+                    </a:ln>
+                  </pic:spPr>
+                </pic:pic>
+              </a:graphicData>
+            </a:graphic>
+          </wp:inline>
+        </w:drawing>
+      </w:r>
+    </w:p>
+    <w:p>
+      <w:pPr>
+        <w:pStyle w:val="a7"/>
         <w:numPr>
           <w:ilvl w:val="0"/>
           <w:numId w:val="11"/>
@@ -1406,6 +1389,7 @@
           <w:sz w:val="28"/>
           <w:szCs w:val="28"/>
         </w:rPr>
+        <w:lastRenderedPageBreak/>
         <w:t>DataBase</w:t>
       </w:r>
       <w:proofErr w:type="spellEnd"/>
@@ -1544,7 +1528,6 @@
           <w:sz w:val="28"/>
           <w:szCs w:val="28"/>
         </w:rPr>
-        <w:lastRenderedPageBreak/>
         <w:t>RabbitMQ</w:t>
       </w:r>
       <w:proofErr w:type="spellEnd"/>
@@ -1652,9 +1635,16 @@
     </w:p>
     <w:p>
       <w:pPr>
+        <w:pStyle w:val="a7"/>
+        <w:numPr>
+          <w:ilvl w:val="0"/>
+          <w:numId w:val="11"/>
+        </w:numPr>
         <w:spacing w:after="100" w:afterAutospacing="1" w:line="240" w:lineRule="auto"/>
         <w:rPr>
           <w:rFonts w:ascii="Times New Roman" w:eastAsia="Times New Roman" w:hAnsi="Times New Roman" w:cs="Times New Roman"/>
+          <w:b/>
+          <w:bCs/>
           <w:kern w:val="0"/>
           <w:sz w:val="28"/>
           <w:szCs w:val="28"/>
@@ -1665,6 +1655,8 @@
       <w:r>
         <w:rPr>
           <w:rFonts w:ascii="Times New Roman" w:eastAsia="Times New Roman" w:hAnsi="Times New Roman" w:cs="Times New Roman"/>
+          <w:b/>
+          <w:bCs/>
           <w:kern w:val="0"/>
           <w:sz w:val="28"/>
           <w:szCs w:val="28"/>
@@ -1672,6 +1664,19 @@
           <w14:ligatures w14:val="none"/>
         </w:rPr>
         <w:t xml:space="preserve">Связи между </w:t>
+      </w:r>
+      <w:r>
+        <w:rPr>
+          <w:rFonts w:ascii="Times New Roman" w:eastAsia="Times New Roman" w:hAnsi="Times New Roman" w:cs="Times New Roman"/>
+          <w:b/>
+          <w:bCs/>
+          <w:kern w:val="0"/>
+          <w:sz w:val="28"/>
+          <w:szCs w:val="28"/>
+          <w:lang w:eastAsia="ru-RU"/>
+          <w14:ligatures w14:val="none"/>
+        </w:rPr>
+        <w:t>компонентами</w:t>
       </w:r>
     </w:p>
     <w:tbl>
@@ -2574,6 +2579,7 @@
                 <w:lang w:val="en-US" w:eastAsia="ru-RU"/>
                 <w14:ligatures w14:val="none"/>
               </w:rPr>
+              <w:lastRenderedPageBreak/>
               <w:t>FastAPI</w:t>
             </w:r>
             <w:proofErr w:type="spellEnd"/>
@@ -3115,7 +3121,6 @@
                 <w:lang w:eastAsia="ru-RU"/>
                 <w14:ligatures w14:val="none"/>
               </w:rPr>
-              <w:lastRenderedPageBreak/>
               <w:t xml:space="preserve">Socket Service </w:t>
             </w:r>
             <w:r>
@@ -3284,7 +3289,6 @@
           <w:bCs/>
           <w:sz w:val="28"/>
           <w:szCs w:val="28"/>
-          <w:lang w:val="en-US"/>
         </w:rPr>
       </w:pPr>
       <w:r>
@@ -3317,23 +3321,7 @@
           <w:sz w:val="28"/>
           <w:szCs w:val="28"/>
         </w:rPr>
-        <w:t xml:space="preserve">User </w:t>
-      </w:r>
-      <w:r>
-        <w:rPr>
-          <w:rFonts w:ascii="Times New Roman" w:hAnsi="Times New Roman" w:cs="Times New Roman"/>
-          <w:sz w:val="28"/>
-          <w:szCs w:val="28"/>
-        </w:rPr>
-        <w:t>→</w:t>
-      </w:r>
-      <w:r>
-        <w:rPr>
-          <w:rFonts w:ascii="Times New Roman" w:hAnsi="Times New Roman" w:cs="Times New Roman"/>
-          <w:sz w:val="28"/>
-          <w:szCs w:val="28"/>
-        </w:rPr>
-        <w:t xml:space="preserve"> </w:t>
+        <w:t xml:space="preserve">User → </w:t>
       </w:r>
       <w:proofErr w:type="spellStart"/>
       <w:r>
@@ -3391,23 +3379,7 @@
           <w:sz w:val="28"/>
           <w:szCs w:val="28"/>
         </w:rPr>
-        <w:t xml:space="preserve">User </w:t>
-      </w:r>
-      <w:r>
-        <w:rPr>
-          <w:rFonts w:ascii="Times New Roman" w:hAnsi="Times New Roman" w:cs="Times New Roman"/>
-          <w:sz w:val="28"/>
-          <w:szCs w:val="28"/>
-        </w:rPr>
-        <w:t>→</w:t>
-      </w:r>
-      <w:r>
-        <w:rPr>
-          <w:rFonts w:ascii="Times New Roman" w:hAnsi="Times New Roman" w:cs="Times New Roman"/>
-          <w:sz w:val="28"/>
-          <w:szCs w:val="28"/>
-        </w:rPr>
-        <w:t xml:space="preserve"> </w:t>
+        <w:t xml:space="preserve">User → </w:t>
       </w:r>
       <w:proofErr w:type="spellStart"/>
       <w:r>
@@ -3520,18 +3492,7 @@
           <w:lang w:eastAsia="ru-RU"/>
           <w14:ligatures w14:val="none"/>
         </w:rPr>
-        <w:t>↔</w:t>
-      </w:r>
-      <w:r>
-        <w:rPr>
-          <w:rFonts w:ascii="Times New Roman" w:eastAsia="Times New Roman" w:hAnsi="Times New Roman" w:cs="Times New Roman"/>
-          <w:kern w:val="0"/>
-          <w:sz w:val="28"/>
-          <w:szCs w:val="28"/>
-          <w:lang w:eastAsia="ru-RU"/>
-          <w14:ligatures w14:val="none"/>
-        </w:rPr>
-        <w:t xml:space="preserve"> </w:t>
+        <w:t xml:space="preserve">↔ </w:t>
       </w:r>
       <w:proofErr w:type="spellStart"/>
       <w:r>
@@ -3689,23 +3650,7 @@
           <w:sz w:val="28"/>
           <w:szCs w:val="28"/>
         </w:rPr>
-        <w:t xml:space="preserve"> </w:t>
-      </w:r>
-      <w:r>
-        <w:rPr>
-          <w:rFonts w:ascii="Times New Roman" w:hAnsi="Times New Roman" w:cs="Times New Roman"/>
-          <w:sz w:val="28"/>
-          <w:szCs w:val="28"/>
-        </w:rPr>
-        <w:t>→</w:t>
-      </w:r>
-      <w:r>
-        <w:rPr>
-          <w:rFonts w:ascii="Times New Roman" w:hAnsi="Times New Roman" w:cs="Times New Roman"/>
-          <w:sz w:val="28"/>
-          <w:szCs w:val="28"/>
-        </w:rPr>
-        <w:t xml:space="preserve"> </w:t>
+        <w:t xml:space="preserve"> → </w:t>
       </w:r>
       <w:proofErr w:type="spellStart"/>
       <w:r>
@@ -3791,23 +3736,7 @@
           <w:sz w:val="28"/>
           <w:szCs w:val="28"/>
         </w:rPr>
-        <w:t xml:space="preserve"> </w:t>
-      </w:r>
-      <w:r>
-        <w:rPr>
-          <w:rFonts w:ascii="Times New Roman" w:hAnsi="Times New Roman" w:cs="Times New Roman"/>
-          <w:sz w:val="28"/>
-          <w:szCs w:val="28"/>
-        </w:rPr>
-        <w:t>→</w:t>
-      </w:r>
-      <w:r>
-        <w:rPr>
-          <w:rFonts w:ascii="Times New Roman" w:hAnsi="Times New Roman" w:cs="Times New Roman"/>
-          <w:sz w:val="28"/>
-          <w:szCs w:val="28"/>
-        </w:rPr>
-        <w:t xml:space="preserve"> </w:t>
+        <w:t xml:space="preserve"> → </w:t>
       </w:r>
       <w:proofErr w:type="spellStart"/>
       <w:r>
@@ -3883,23 +3812,7 @@
           <w:sz w:val="28"/>
           <w:szCs w:val="28"/>
         </w:rPr>
-        <w:t xml:space="preserve">User </w:t>
-      </w:r>
-      <w:r>
-        <w:rPr>
-          <w:rFonts w:ascii="Times New Roman" w:hAnsi="Times New Roman" w:cs="Times New Roman"/>
-          <w:sz w:val="28"/>
-          <w:szCs w:val="28"/>
-        </w:rPr>
-        <w:t>→</w:t>
-      </w:r>
-      <w:r>
-        <w:rPr>
-          <w:rFonts w:ascii="Times New Roman" w:hAnsi="Times New Roman" w:cs="Times New Roman"/>
-          <w:sz w:val="28"/>
-          <w:szCs w:val="28"/>
-        </w:rPr>
-        <w:t xml:space="preserve"> </w:t>
+        <w:t xml:space="preserve">User → </w:t>
       </w:r>
       <w:proofErr w:type="spellStart"/>
       <w:r>
@@ -3986,6 +3899,7 @@
           <w:rFonts w:ascii="Times New Roman" w:hAnsi="Times New Roman" w:cs="Times New Roman"/>
           <w:b/>
           <w:bCs/>
+          <w:noProof/>
           <w:sz w:val="28"/>
           <w:szCs w:val="28"/>
         </w:rPr>
@@ -4006,7 +3920,7 @@
                     <pic:cNvPicPr/>
                   </pic:nvPicPr>
                   <pic:blipFill>
-                    <a:blip r:embed="rId5"/>
+                    <a:blip r:embed="rId6"/>
                     <a:stretch>
                       <a:fillRect/>
                     </a:stretch>
@@ -5962,6 +5876,7 @@
   <w:style w:type="character" w:default="1" w:styleId="a0">
     <w:name w:val="Default Paragraph Font"/>
     <w:uiPriority w:val="1"/>
+    <w:semiHidden/>
     <w:unhideWhenUsed/>
   </w:style>
   <w:style w:type="table" w:default="1" w:styleId="a1">
